--- a/test-plans/Task Testing Plan.docx
+++ b/test-plans/Task Testing Plan.docx
@@ -36,25 +36,14 @@
           <w:b/>
           <w:bCs/>
         </w:rPr>
-        <w:t>Create a New Project</w:t>
-      </w:r>
-    </w:p>
-    <w:p>
-      <w:pPr>
-        <w:spacing w:after="0" w:line="240" w:lineRule="auto"/>
-      </w:pPr>
-      <w:r>
-        <w:tab/>
+        <w:t xml:space="preserve">Create a New </w:t>
       </w:r>
       <w:r>
         <w:rPr>
           <w:b/>
           <w:bCs/>
         </w:rPr>
-        <w:t>Method:</w:t>
-      </w:r>
-      <w:r>
-        <w:t xml:space="preserve"> POST</w:t>
+        <w:t>Task</w:t>
       </w:r>
     </w:p>
     <w:p>
@@ -69,6 +58,24 @@
           <w:b/>
           <w:bCs/>
         </w:rPr>
+        <w:t>Method:</w:t>
+      </w:r>
+      <w:r>
+        <w:t xml:space="preserve"> POST</w:t>
+      </w:r>
+    </w:p>
+    <w:p>
+      <w:pPr>
+        <w:spacing w:after="0" w:line="240" w:lineRule="auto"/>
+      </w:pPr>
+      <w:r>
+        <w:tab/>
+      </w:r>
+      <w:r>
+        <w:rPr>
+          <w:b/>
+          <w:bCs/>
+        </w:rPr>
         <w:t>Route:</w:t>
       </w:r>
       <w:r>
@@ -441,35 +448,231 @@
         <w:rPr>
           <w:rFonts w:cstheme="minorHAnsi"/>
         </w:rPr>
+        <w:t xml:space="preserve"> description missing</w:t>
+      </w:r>
+    </w:p>
+    <w:p>
+      <w:pPr>
+        <w:spacing w:after="0" w:line="240" w:lineRule="auto"/>
+        <w:ind w:left="720"/>
+        <w:rPr>
+          <w:rFonts w:cstheme="minorHAnsi"/>
+        </w:rPr>
+      </w:pPr>
+      <w:r>
+        <w:rPr>
+          <w:rFonts w:cstheme="minorHAnsi"/>
+        </w:rPr>
+        <w:tab/>
+      </w:r>
+      <w:r>
+        <w:rPr>
+          <w:rFonts w:cstheme="minorHAnsi"/>
+        </w:rPr>
+        <w:tab/>
+      </w:r>
+      <w:r>
+        <w:rPr>
+          <w:rFonts w:cstheme="minorHAnsi"/>
+        </w:rPr>
+        <w:t>□</w:t>
+      </w:r>
+      <w:r>
+        <w:rPr>
+          <w:rFonts w:cstheme="minorHAnsi"/>
+        </w:rPr>
+        <w:t xml:space="preserve"> status not “Pending” or “In-Progress” or “Completed”</w:t>
+      </w:r>
+    </w:p>
+    <w:p>
+      <w:pPr>
+        <w:spacing w:after="0" w:line="240" w:lineRule="auto"/>
+        <w:ind w:left="720"/>
+        <w:rPr>
+          <w:rFonts w:cstheme="minorHAnsi"/>
+        </w:rPr>
+      </w:pPr>
+      <w:r>
+        <w:rPr>
+          <w:rFonts w:cstheme="minorHAnsi"/>
+        </w:rPr>
+        <w:tab/>
+      </w:r>
+    </w:p>
+    <w:p>
+      <w:pPr>
+        <w:spacing w:after="0" w:line="240" w:lineRule="auto"/>
+        <w:ind w:left="720"/>
+        <w:rPr>
+          <w:rFonts w:cstheme="minorHAnsi"/>
+          <w:u w:val="single"/>
+        </w:rPr>
+      </w:pPr>
+      <w:r>
+        <w:rPr>
+          <w:rFonts w:cstheme="minorHAnsi"/>
+        </w:rPr>
+        <w:tab/>
+      </w:r>
+      <w:r>
+        <w:rPr>
+          <w:rFonts w:cstheme="minorHAnsi"/>
+          <w:u w:val="single"/>
+        </w:rPr>
+        <w:t>Edge Cases</w:t>
+      </w:r>
+    </w:p>
+    <w:p>
+      <w:pPr>
+        <w:spacing w:after="0" w:line="240" w:lineRule="auto"/>
+        <w:ind w:left="720"/>
+        <w:rPr>
+          <w:rFonts w:cstheme="minorHAnsi"/>
+        </w:rPr>
+      </w:pPr>
+      <w:r>
+        <w:rPr>
+          <w:rFonts w:cstheme="minorHAnsi"/>
+        </w:rPr>
+        <w:tab/>
+      </w:r>
+      <w:r>
+        <w:rPr>
+          <w:rFonts w:cstheme="minorHAnsi"/>
+        </w:rPr>
+        <w:tab/>
+      </w:r>
+      <w:r>
+        <w:rPr>
+          <w:rFonts w:cstheme="minorHAnsi"/>
+        </w:rPr>
+        <w:t>□</w:t>
+      </w:r>
+      <w:r>
+        <w:rPr>
+          <w:rFonts w:cstheme="minorHAnsi"/>
+        </w:rPr>
+        <w:t xml:space="preserve"> incorrect project ID</w:t>
+      </w:r>
+    </w:p>
+    <w:p>
+      <w:pPr>
+        <w:spacing w:after="0" w:line="240" w:lineRule="auto"/>
+      </w:pPr>
+      <w:r>
+        <w:tab/>
+      </w:r>
+      <w:r>
+        <w:tab/>
+      </w:r>
+    </w:p>
+    <w:p>
+      <w:pPr>
+        <w:spacing w:after="0" w:line="240" w:lineRule="auto"/>
+        <w:ind w:left="720" w:firstLine="720"/>
+      </w:pPr>
+      <w:r>
+        <w:rPr>
+          <w:u w:val="single"/>
+        </w:rPr>
+        <w:t>Exists in Database as Entered</w:t>
+      </w:r>
+      <w:r>
+        <w:t>:</w:t>
+      </w:r>
+    </w:p>
+    <w:p>
+      <w:pPr>
+        <w:spacing w:after="0" w:line="240" w:lineRule="auto"/>
+        <w:ind w:left="1440"/>
+        <w:rPr>
+          <w:rFonts w:cstheme="minorHAnsi"/>
+        </w:rPr>
+      </w:pPr>
+      <w:r>
+        <w:tab/>
+      </w:r>
+      <w:r>
+        <w:rPr>
+          <w:rFonts w:cstheme="minorHAnsi"/>
+        </w:rPr>
+        <w:t xml:space="preserve">Test </w:t>
+      </w:r>
+      <w:r>
+        <w:rPr>
+          <w:rFonts w:cstheme="minorHAnsi"/>
+        </w:rPr>
+        <w:t xml:space="preserve">Task </w:t>
+      </w:r>
+      <w:r>
+        <w:rPr>
+          <w:rFonts w:cstheme="minorHAnsi"/>
+        </w:rPr>
+        <w:t>1</w:t>
+      </w:r>
+    </w:p>
+    <w:p>
+      <w:pPr>
+        <w:spacing w:after="0" w:line="240" w:lineRule="auto"/>
+        <w:ind w:left="2160" w:firstLine="720"/>
+        <w:rPr>
+          <w:rFonts w:cstheme="minorHAnsi"/>
+        </w:rPr>
+      </w:pPr>
+      <w:r>
+        <w:rPr>
+          <w:rFonts w:cstheme="minorHAnsi"/>
+        </w:rPr>
+        <w:t>□</w:t>
+      </w:r>
+      <w:r>
+        <w:rPr>
+          <w:rFonts w:cstheme="minorHAnsi"/>
+        </w:rPr>
         <w:t xml:space="preserve"> </w:t>
       </w:r>
       <w:r>
         <w:rPr>
           <w:rFonts w:cstheme="minorHAnsi"/>
         </w:rPr>
-        <w:t>description missing</w:t>
-      </w:r>
-    </w:p>
-    <w:p>
-      <w:pPr>
-        <w:spacing w:after="0" w:line="240" w:lineRule="auto"/>
-        <w:ind w:left="720"/>
-        <w:rPr>
-          <w:rFonts w:cstheme="minorHAnsi"/>
-        </w:rPr>
-      </w:pPr>
-      <w:r>
-        <w:rPr>
-          <w:rFonts w:cstheme="minorHAnsi"/>
-        </w:rPr>
-        <w:tab/>
-      </w:r>
-      <w:r>
-        <w:rPr>
-          <w:rFonts w:cstheme="minorHAnsi"/>
-        </w:rPr>
-        <w:tab/>
-      </w:r>
+        <w:t>title</w:t>
+      </w:r>
+      <w:r>
+        <w:rPr>
+          <w:rFonts w:cstheme="minorHAnsi"/>
+        </w:rPr>
+        <w:t>:</w:t>
+      </w:r>
+    </w:p>
+    <w:p>
+      <w:pPr>
+        <w:spacing w:after="0" w:line="240" w:lineRule="auto"/>
+        <w:ind w:left="2160" w:firstLine="720"/>
+        <w:rPr>
+          <w:rFonts w:cstheme="minorHAnsi"/>
+        </w:rPr>
+      </w:pPr>
+      <w:r>
+        <w:rPr>
+          <w:rFonts w:cstheme="minorHAnsi"/>
+        </w:rPr>
+        <w:t>□</w:t>
+      </w:r>
+      <w:r>
+        <w:rPr>
+          <w:rFonts w:cstheme="minorHAnsi"/>
+        </w:rPr>
+        <w:t xml:space="preserve"> description:</w:t>
+      </w:r>
+    </w:p>
+    <w:p>
+      <w:pPr>
+        <w:spacing w:after="0" w:line="240" w:lineRule="auto"/>
+        <w:ind w:left="2160" w:firstLine="720"/>
+        <w:rPr>
+          <w:rFonts w:cstheme="minorHAnsi"/>
+        </w:rPr>
+      </w:pPr>
       <w:r>
         <w:rPr>
           <w:rFonts w:cstheme="minorHAnsi"/>
@@ -486,67 +689,17 @@
         <w:rPr>
           <w:rFonts w:cstheme="minorHAnsi"/>
         </w:rPr>
-        <w:t>status not “Pending” or “In-Progress” or “Completed”</w:t>
-      </w:r>
-    </w:p>
-    <w:p>
-      <w:pPr>
-        <w:spacing w:after="0" w:line="240" w:lineRule="auto"/>
-        <w:ind w:left="720"/>
-        <w:rPr>
-          <w:rFonts w:cstheme="minorHAnsi"/>
-        </w:rPr>
-      </w:pPr>
-      <w:r>
-        <w:rPr>
-          <w:rFonts w:cstheme="minorHAnsi"/>
-        </w:rPr>
-        <w:tab/>
-      </w:r>
-    </w:p>
-    <w:p>
-      <w:pPr>
-        <w:spacing w:after="0" w:line="240" w:lineRule="auto"/>
-        <w:ind w:left="720"/>
-        <w:rPr>
-          <w:rFonts w:cstheme="minorHAnsi"/>
-          <w:u w:val="single"/>
-        </w:rPr>
-      </w:pPr>
-      <w:r>
-        <w:rPr>
-          <w:rFonts w:cstheme="minorHAnsi"/>
-        </w:rPr>
-        <w:tab/>
-      </w:r>
-      <w:r>
-        <w:rPr>
-          <w:rFonts w:cstheme="minorHAnsi"/>
-          <w:u w:val="single"/>
-        </w:rPr>
-        <w:t>Edge Cases</w:t>
-      </w:r>
-    </w:p>
-    <w:p>
-      <w:pPr>
-        <w:spacing w:after="0" w:line="240" w:lineRule="auto"/>
-        <w:ind w:left="720"/>
-        <w:rPr>
-          <w:rFonts w:cstheme="minorHAnsi"/>
-        </w:rPr>
-      </w:pPr>
-      <w:r>
-        <w:rPr>
-          <w:rFonts w:cstheme="minorHAnsi"/>
-        </w:rPr>
-        <w:tab/>
-      </w:r>
-      <w:r>
-        <w:rPr>
-          <w:rFonts w:cstheme="minorHAnsi"/>
-        </w:rPr>
-        <w:tab/>
-      </w:r>
+        <w:t>status:</w:t>
+      </w:r>
+    </w:p>
+    <w:p>
+      <w:pPr>
+        <w:spacing w:after="0" w:line="240" w:lineRule="auto"/>
+        <w:ind w:left="2160" w:firstLine="720"/>
+        <w:rPr>
+          <w:rFonts w:cstheme="minorHAnsi"/>
+        </w:rPr>
+      </w:pPr>
       <w:r>
         <w:rPr>
           <w:rFonts w:cstheme="minorHAnsi"/>
@@ -563,21 +716,283 @@
         <w:rPr>
           <w:rFonts w:cstheme="minorHAnsi"/>
         </w:rPr>
-        <w:t>incorrect project ID</w:t>
-      </w:r>
-    </w:p>
-    <w:p>
-      <w:pPr>
-        <w:rPr>
-          <w:rFonts w:cstheme="minorHAnsi"/>
-        </w:rPr>
-      </w:pPr>
-      <w:r>
-        <w:rPr>
-          <w:rFonts w:cstheme="minorHAnsi"/>
-        </w:rPr>
-        <w:br w:type="page"/>
-      </w:r>
+        <w:t>project</w:t>
+      </w:r>
+      <w:r>
+        <w:rPr>
+          <w:rFonts w:cstheme="minorHAnsi"/>
+        </w:rPr>
+        <w:t>:</w:t>
+      </w:r>
+    </w:p>
+    <w:p>
+      <w:pPr>
+        <w:spacing w:after="0" w:line="240" w:lineRule="auto"/>
+        <w:ind w:left="2160" w:firstLine="720"/>
+        <w:rPr>
+          <w:rFonts w:cstheme="minorHAnsi"/>
+        </w:rPr>
+      </w:pPr>
+    </w:p>
+    <w:p>
+      <w:pPr>
+        <w:spacing w:after="0" w:line="240" w:lineRule="auto"/>
+        <w:ind w:left="1440"/>
+        <w:rPr>
+          <w:rFonts w:cstheme="minorHAnsi"/>
+        </w:rPr>
+      </w:pPr>
+      <w:r>
+        <w:tab/>
+      </w:r>
+      <w:r>
+        <w:rPr>
+          <w:rFonts w:cstheme="minorHAnsi"/>
+        </w:rPr>
+        <w:t xml:space="preserve">Test </w:t>
+      </w:r>
+      <w:r>
+        <w:rPr>
+          <w:rFonts w:cstheme="minorHAnsi"/>
+        </w:rPr>
+        <w:t xml:space="preserve">Task </w:t>
+      </w:r>
+      <w:r>
+        <w:rPr>
+          <w:rFonts w:cstheme="minorHAnsi"/>
+        </w:rPr>
+        <w:t>2</w:t>
+      </w:r>
+    </w:p>
+    <w:p>
+      <w:pPr>
+        <w:spacing w:after="0" w:line="240" w:lineRule="auto"/>
+        <w:ind w:left="2160" w:firstLine="720"/>
+        <w:rPr>
+          <w:rFonts w:cstheme="minorHAnsi"/>
+        </w:rPr>
+      </w:pPr>
+      <w:r>
+        <w:rPr>
+          <w:rFonts w:cstheme="minorHAnsi"/>
+        </w:rPr>
+        <w:t>□</w:t>
+      </w:r>
+      <w:r>
+        <w:rPr>
+          <w:rFonts w:cstheme="minorHAnsi"/>
+        </w:rPr>
+        <w:t xml:space="preserve"> title:</w:t>
+      </w:r>
+    </w:p>
+    <w:p>
+      <w:pPr>
+        <w:spacing w:after="0" w:line="240" w:lineRule="auto"/>
+        <w:ind w:left="2160" w:firstLine="720"/>
+        <w:rPr>
+          <w:rFonts w:cstheme="minorHAnsi"/>
+        </w:rPr>
+      </w:pPr>
+      <w:r>
+        <w:rPr>
+          <w:rFonts w:cstheme="minorHAnsi"/>
+        </w:rPr>
+        <w:t>□</w:t>
+      </w:r>
+      <w:r>
+        <w:rPr>
+          <w:rFonts w:cstheme="minorHAnsi"/>
+        </w:rPr>
+        <w:t xml:space="preserve"> description:</w:t>
+      </w:r>
+    </w:p>
+    <w:p>
+      <w:pPr>
+        <w:spacing w:after="0" w:line="240" w:lineRule="auto"/>
+        <w:ind w:left="2160" w:firstLine="720"/>
+        <w:rPr>
+          <w:rFonts w:cstheme="minorHAnsi"/>
+        </w:rPr>
+      </w:pPr>
+      <w:r>
+        <w:rPr>
+          <w:rFonts w:cstheme="minorHAnsi"/>
+        </w:rPr>
+        <w:t>□</w:t>
+      </w:r>
+      <w:r>
+        <w:rPr>
+          <w:rFonts w:cstheme="minorHAnsi"/>
+        </w:rPr>
+        <w:t xml:space="preserve"> status:</w:t>
+      </w:r>
+    </w:p>
+    <w:p>
+      <w:pPr>
+        <w:spacing w:after="0" w:line="240" w:lineRule="auto"/>
+        <w:ind w:left="2160" w:firstLine="720"/>
+        <w:rPr>
+          <w:rFonts w:cstheme="minorHAnsi"/>
+        </w:rPr>
+      </w:pPr>
+      <w:r>
+        <w:rPr>
+          <w:rFonts w:cstheme="minorHAnsi"/>
+        </w:rPr>
+        <w:t>□</w:t>
+      </w:r>
+      <w:r>
+        <w:rPr>
+          <w:rFonts w:cstheme="minorHAnsi"/>
+        </w:rPr>
+        <w:t xml:space="preserve"> project:</w:t>
+      </w:r>
+    </w:p>
+    <w:p>
+      <w:pPr>
+        <w:spacing w:after="0" w:line="240" w:lineRule="auto"/>
+        <w:ind w:left="2160" w:firstLine="720"/>
+        <w:rPr>
+          <w:rFonts w:cstheme="minorHAnsi"/>
+        </w:rPr>
+      </w:pPr>
+    </w:p>
+    <w:p>
+      <w:pPr>
+        <w:spacing w:after="0" w:line="240" w:lineRule="auto"/>
+        <w:ind w:left="1440"/>
+        <w:rPr>
+          <w:rFonts w:cstheme="minorHAnsi"/>
+        </w:rPr>
+      </w:pPr>
+      <w:r>
+        <w:tab/>
+      </w:r>
+      <w:r>
+        <w:rPr>
+          <w:rFonts w:cstheme="minorHAnsi"/>
+        </w:rPr>
+        <w:t xml:space="preserve">Test </w:t>
+      </w:r>
+      <w:r>
+        <w:rPr>
+          <w:rFonts w:cstheme="minorHAnsi"/>
+        </w:rPr>
+        <w:t xml:space="preserve">Task </w:t>
+      </w:r>
+      <w:r>
+        <w:rPr>
+          <w:rFonts w:cstheme="minorHAnsi"/>
+        </w:rPr>
+        <w:t>3</w:t>
+      </w:r>
+    </w:p>
+    <w:p>
+      <w:pPr>
+        <w:spacing w:after="0" w:line="240" w:lineRule="auto"/>
+        <w:ind w:left="2160" w:firstLine="720"/>
+        <w:rPr>
+          <w:rFonts w:cstheme="minorHAnsi"/>
+        </w:rPr>
+      </w:pPr>
+      <w:r>
+        <w:rPr>
+          <w:rFonts w:cstheme="minorHAnsi"/>
+        </w:rPr>
+        <w:t>□</w:t>
+      </w:r>
+      <w:r>
+        <w:rPr>
+          <w:rFonts w:cstheme="minorHAnsi"/>
+        </w:rPr>
+        <w:t xml:space="preserve"> title:</w:t>
+      </w:r>
+    </w:p>
+    <w:p>
+      <w:pPr>
+        <w:spacing w:after="0" w:line="240" w:lineRule="auto"/>
+        <w:ind w:left="2160" w:firstLine="720"/>
+        <w:rPr>
+          <w:rFonts w:cstheme="minorHAnsi"/>
+        </w:rPr>
+      </w:pPr>
+      <w:r>
+        <w:rPr>
+          <w:rFonts w:cstheme="minorHAnsi"/>
+        </w:rPr>
+        <w:t>□</w:t>
+      </w:r>
+      <w:r>
+        <w:rPr>
+          <w:rFonts w:cstheme="minorHAnsi"/>
+        </w:rPr>
+        <w:t xml:space="preserve"> description:</w:t>
+      </w:r>
+    </w:p>
+    <w:p>
+      <w:pPr>
+        <w:spacing w:after="0" w:line="240" w:lineRule="auto"/>
+        <w:ind w:left="2160" w:firstLine="720"/>
+        <w:rPr>
+          <w:rFonts w:cstheme="minorHAnsi"/>
+        </w:rPr>
+      </w:pPr>
+      <w:r>
+        <w:rPr>
+          <w:rFonts w:cstheme="minorHAnsi"/>
+        </w:rPr>
+        <w:t>□</w:t>
+      </w:r>
+      <w:r>
+        <w:rPr>
+          <w:rFonts w:cstheme="minorHAnsi"/>
+        </w:rPr>
+        <w:t xml:space="preserve"> status:</w:t>
+      </w:r>
+    </w:p>
+    <w:p>
+      <w:pPr>
+        <w:spacing w:after="0" w:line="240" w:lineRule="auto"/>
+        <w:ind w:left="2160" w:firstLine="720"/>
+        <w:rPr>
+          <w:rFonts w:cstheme="minorHAnsi"/>
+        </w:rPr>
+      </w:pPr>
+      <w:r>
+        <w:rPr>
+          <w:rFonts w:cstheme="minorHAnsi"/>
+        </w:rPr>
+        <w:t>□</w:t>
+      </w:r>
+      <w:r>
+        <w:rPr>
+          <w:rFonts w:cstheme="minorHAnsi"/>
+        </w:rPr>
+        <w:t xml:space="preserve"> project:</w:t>
+      </w:r>
+    </w:p>
+    <w:p>
+      <w:pPr>
+        <w:spacing w:after="0" w:line="240" w:lineRule="auto"/>
+        <w:ind w:left="2160" w:firstLine="720"/>
+        <w:rPr>
+          <w:rFonts w:cstheme="minorHAnsi"/>
+        </w:rPr>
+      </w:pPr>
+    </w:p>
+    <w:p>
+      <w:pPr>
+        <w:rPr>
+          <w:rFonts w:cstheme="minorHAnsi"/>
+        </w:rPr>
+      </w:pPr>
+    </w:p>
+    <w:p>
+      <w:pPr>
+        <w:rPr>
+          <w:rFonts w:cstheme="minorHAnsi"/>
+        </w:rPr>
+      </w:pPr>
     </w:p>
     <w:p>
       <w:pPr>
@@ -1004,14 +1419,1747 @@
     </w:p>
     <w:p>
       <w:pPr>
+        <w:rPr>
+          <w:rFonts w:cstheme="minorHAnsi"/>
+        </w:rPr>
+      </w:pPr>
+      <w:r>
+        <w:rPr>
+          <w:rFonts w:cstheme="minorHAnsi"/>
+        </w:rPr>
+        <w:br w:type="page"/>
+      </w:r>
+    </w:p>
+    <w:p>
+      <w:pPr>
         <w:spacing w:after="0" w:line="240" w:lineRule="auto"/>
         <w:ind w:left="720"/>
         <w:rPr>
           <w:rFonts w:cstheme="minorHAnsi"/>
-        </w:rPr>
-      </w:pPr>
-    </w:p>
-    <w:p/>
+          <w:b/>
+          <w:bCs/>
+        </w:rPr>
+      </w:pPr>
+      <w:r>
+        <w:rPr>
+          <w:rFonts w:cstheme="minorHAnsi"/>
+          <w:b/>
+          <w:bCs/>
+        </w:rPr>
+        <w:lastRenderedPageBreak/>
+        <w:t>Update Task</w:t>
+      </w:r>
+    </w:p>
+    <w:p>
+      <w:pPr>
+        <w:spacing w:after="0" w:line="240" w:lineRule="auto"/>
+        <w:ind w:left="720"/>
+        <w:rPr>
+          <w:rFonts w:cstheme="minorHAnsi"/>
+        </w:rPr>
+      </w:pPr>
+      <w:r>
+        <w:rPr>
+          <w:rFonts w:cstheme="minorHAnsi"/>
+        </w:rPr>
+        <w:tab/>
+      </w:r>
+      <w:r>
+        <w:rPr>
+          <w:rFonts w:cstheme="minorHAnsi"/>
+          <w:b/>
+          <w:bCs/>
+        </w:rPr>
+        <w:t>Method:</w:t>
+      </w:r>
+      <w:r>
+        <w:rPr>
+          <w:rFonts w:cstheme="minorHAnsi"/>
+        </w:rPr>
+        <w:t xml:space="preserve"> PUT</w:t>
+      </w:r>
+    </w:p>
+    <w:p>
+      <w:pPr>
+        <w:spacing w:after="0" w:line="240" w:lineRule="auto"/>
+        <w:ind w:left="720"/>
+        <w:rPr>
+          <w:rFonts w:cstheme="minorHAnsi"/>
+        </w:rPr>
+      </w:pPr>
+      <w:r>
+        <w:rPr>
+          <w:rFonts w:cstheme="minorHAnsi"/>
+        </w:rPr>
+        <w:tab/>
+      </w:r>
+      <w:r>
+        <w:rPr>
+          <w:rFonts w:cstheme="minorHAnsi"/>
+          <w:b/>
+          <w:bCs/>
+        </w:rPr>
+        <w:t>Route:</w:t>
+      </w:r>
+      <w:r>
+        <w:rPr>
+          <w:rFonts w:cstheme="minorHAnsi"/>
+        </w:rPr>
+        <w:t xml:space="preserve"> localhost:3000/</w:t>
+      </w:r>
+      <w:proofErr w:type="spellStart"/>
+      <w:r>
+        <w:rPr>
+          <w:rFonts w:cstheme="minorHAnsi"/>
+        </w:rPr>
+        <w:t>api</w:t>
+      </w:r>
+      <w:proofErr w:type="spellEnd"/>
+      <w:r>
+        <w:rPr>
+          <w:rFonts w:cstheme="minorHAnsi"/>
+        </w:rPr>
+        <w:t>/tasks</w:t>
+      </w:r>
+      <w:proofErr w:type="gramStart"/>
+      <w:r>
+        <w:rPr>
+          <w:rFonts w:cstheme="minorHAnsi"/>
+        </w:rPr>
+        <w:t>/:</w:t>
+      </w:r>
+      <w:proofErr w:type="spellStart"/>
+      <w:r>
+        <w:rPr>
+          <w:rFonts w:cstheme="minorHAnsi"/>
+        </w:rPr>
+        <w:t>taskId</w:t>
+      </w:r>
+      <w:proofErr w:type="spellEnd"/>
+      <w:proofErr w:type="gramEnd"/>
+    </w:p>
+    <w:p>
+      <w:pPr>
+        <w:spacing w:after="0" w:line="240" w:lineRule="auto"/>
+        <w:ind w:left="720"/>
+        <w:rPr>
+          <w:rFonts w:cstheme="minorHAnsi"/>
+          <w:b/>
+          <w:bCs/>
+        </w:rPr>
+      </w:pPr>
+      <w:r>
+        <w:rPr>
+          <w:rFonts w:cstheme="minorHAnsi"/>
+        </w:rPr>
+        <w:tab/>
+      </w:r>
+      <w:r>
+        <w:rPr>
+          <w:rFonts w:cstheme="minorHAnsi"/>
+          <w:b/>
+          <w:bCs/>
+        </w:rPr>
+        <w:t>Body:</w:t>
+      </w:r>
+    </w:p>
+    <w:p>
+      <w:pPr>
+        <w:spacing w:after="0" w:line="240" w:lineRule="auto"/>
+        <w:ind w:left="720"/>
+      </w:pPr>
+      <w:r>
+        <w:tab/>
+      </w:r>
+      <w:r>
+        <w:tab/>
+        <w:t>{</w:t>
+      </w:r>
+    </w:p>
+    <w:p>
+      <w:pPr>
+        <w:spacing w:after="0" w:line="240" w:lineRule="auto"/>
+        <w:ind w:left="720"/>
+      </w:pPr>
+      <w:r>
+        <w:tab/>
+      </w:r>
+      <w:r>
+        <w:tab/>
+      </w:r>
+      <w:r>
+        <w:tab/>
+        <w:t>“title”: “”,</w:t>
+      </w:r>
+    </w:p>
+    <w:p>
+      <w:pPr>
+        <w:spacing w:after="0" w:line="240" w:lineRule="auto"/>
+        <w:ind w:left="720"/>
+      </w:pPr>
+      <w:r>
+        <w:tab/>
+      </w:r>
+      <w:r>
+        <w:tab/>
+      </w:r>
+      <w:r>
+        <w:tab/>
+        <w:t>“description”: “”,</w:t>
+      </w:r>
+    </w:p>
+    <w:p>
+      <w:pPr>
+        <w:spacing w:after="0" w:line="240" w:lineRule="auto"/>
+        <w:ind w:left="720"/>
+      </w:pPr>
+      <w:r>
+        <w:tab/>
+      </w:r>
+      <w:r>
+        <w:tab/>
+      </w:r>
+      <w:r>
+        <w:tab/>
+        <w:t>“status”: “”</w:t>
+      </w:r>
+    </w:p>
+    <w:p>
+      <w:pPr>
+        <w:spacing w:after="0" w:line="240" w:lineRule="auto"/>
+        <w:ind w:left="720"/>
+      </w:pPr>
+      <w:r>
+        <w:tab/>
+      </w:r>
+      <w:r>
+        <w:tab/>
+        <w:t>}</w:t>
+      </w:r>
+    </w:p>
+    <w:p>
+      <w:pPr>
+        <w:spacing w:after="0" w:line="240" w:lineRule="auto"/>
+        <w:ind w:left="720"/>
+      </w:pPr>
+      <w:r>
+        <w:rPr>
+          <w:rFonts w:cstheme="minorHAnsi"/>
+        </w:rPr>
+        <w:tab/>
+      </w:r>
+      <w:r>
+        <w:rPr>
+          <w:rFonts w:cstheme="minorHAnsi"/>
+          <w:b/>
+          <w:bCs/>
+        </w:rPr>
+        <w:t>Auth Bearer:</w:t>
+      </w:r>
+      <w:r>
+        <w:rPr>
+          <w:rFonts w:cstheme="minorHAnsi"/>
+        </w:rPr>
+        <w:t xml:space="preserve"> </w:t>
+      </w:r>
+      <w:r>
+        <w:t>token of logged in user</w:t>
+      </w:r>
+    </w:p>
+    <w:p>
+      <w:pPr>
+        <w:spacing w:after="0" w:line="240" w:lineRule="auto"/>
+        <w:ind w:left="720"/>
+        <w:rPr>
+          <w:b/>
+          <w:bCs/>
+        </w:rPr>
+      </w:pPr>
+      <w:r>
+        <w:tab/>
+      </w:r>
+      <w:r>
+        <w:rPr>
+          <w:b/>
+          <w:bCs/>
+        </w:rPr>
+        <w:t>Tests:</w:t>
+      </w:r>
+    </w:p>
+    <w:p>
+      <w:pPr>
+        <w:spacing w:after="0" w:line="240" w:lineRule="auto"/>
+        <w:rPr>
+          <w:u w:val="single"/>
+        </w:rPr>
+      </w:pPr>
+      <w:r>
+        <w:tab/>
+      </w:r>
+      <w:r>
+        <w:tab/>
+      </w:r>
+      <w:r>
+        <w:tab/>
+      </w:r>
+      <w:r>
+        <w:rPr>
+          <w:u w:val="single"/>
+        </w:rPr>
+        <w:t>Correct User</w:t>
+      </w:r>
+    </w:p>
+    <w:p>
+      <w:pPr>
+        <w:spacing w:after="0" w:line="240" w:lineRule="auto"/>
+        <w:ind w:left="1440"/>
+      </w:pPr>
+      <w:r>
+        <w:tab/>
+      </w:r>
+      <w:r>
+        <w:tab/>
+      </w:r>
+      <w:r>
+        <w:rPr>
+          <w:rFonts w:cstheme="minorHAnsi"/>
+        </w:rPr>
+        <w:t>□</w:t>
+      </w:r>
+      <w:r>
+        <w:t xml:space="preserve"> </w:t>
+      </w:r>
+      <w:r>
+        <w:t>correct user’s token</w:t>
+      </w:r>
+    </w:p>
+    <w:p>
+      <w:pPr>
+        <w:spacing w:after="0" w:line="240" w:lineRule="auto"/>
+        <w:ind w:left="1440"/>
+        <w:rPr>
+          <w:rFonts w:cstheme="minorHAnsi"/>
+        </w:rPr>
+      </w:pPr>
+      <w:r>
+        <w:tab/>
+      </w:r>
+      <w:r>
+        <w:tab/>
+      </w:r>
+      <w:r>
+        <w:rPr>
+          <w:rFonts w:cstheme="minorHAnsi"/>
+        </w:rPr>
+        <w:t>□</w:t>
+      </w:r>
+      <w:r>
+        <w:rPr>
+          <w:rFonts w:cstheme="minorHAnsi"/>
+        </w:rPr>
+        <w:t xml:space="preserve"> expired token</w:t>
+      </w:r>
+    </w:p>
+    <w:p>
+      <w:pPr>
+        <w:spacing w:after="0" w:line="240" w:lineRule="auto"/>
+        <w:ind w:left="1440"/>
+        <w:rPr>
+          <w:rFonts w:cstheme="minorHAnsi"/>
+        </w:rPr>
+      </w:pPr>
+      <w:r>
+        <w:rPr>
+          <w:rFonts w:cstheme="minorHAnsi"/>
+        </w:rPr>
+        <w:tab/>
+      </w:r>
+      <w:r>
+        <w:rPr>
+          <w:rFonts w:cstheme="minorHAnsi"/>
+        </w:rPr>
+        <w:tab/>
+      </w:r>
+      <w:r>
+        <w:rPr>
+          <w:rFonts w:cstheme="minorHAnsi"/>
+        </w:rPr>
+        <w:t>□</w:t>
+      </w:r>
+      <w:r>
+        <w:rPr>
+          <w:rFonts w:cstheme="minorHAnsi"/>
+        </w:rPr>
+        <w:t xml:space="preserve"> incorrect user’s token</w:t>
+      </w:r>
+    </w:p>
+    <w:p>
+      <w:pPr>
+        <w:spacing w:after="0" w:line="240" w:lineRule="auto"/>
+        <w:ind w:left="1440"/>
+        <w:rPr>
+          <w:rFonts w:cstheme="minorHAnsi"/>
+        </w:rPr>
+      </w:pPr>
+      <w:r>
+        <w:rPr>
+          <w:rFonts w:cstheme="minorHAnsi"/>
+        </w:rPr>
+        <w:tab/>
+      </w:r>
+      <w:r>
+        <w:rPr>
+          <w:rFonts w:cstheme="minorHAnsi"/>
+        </w:rPr>
+        <w:tab/>
+      </w:r>
+      <w:r>
+        <w:rPr>
+          <w:rFonts w:cstheme="minorHAnsi"/>
+        </w:rPr>
+        <w:t>□</w:t>
+      </w:r>
+      <w:r>
+        <w:rPr>
+          <w:rFonts w:cstheme="minorHAnsi"/>
+        </w:rPr>
+        <w:t xml:space="preserve"> no token</w:t>
+      </w:r>
+    </w:p>
+    <w:p>
+      <w:pPr>
+        <w:spacing w:after="0" w:line="240" w:lineRule="auto"/>
+        <w:ind w:left="1440"/>
+        <w:rPr>
+          <w:rFonts w:cstheme="minorHAnsi"/>
+        </w:rPr>
+      </w:pPr>
+    </w:p>
+    <w:p>
+      <w:pPr>
+        <w:spacing w:after="0" w:line="240" w:lineRule="auto"/>
+        <w:ind w:left="1440"/>
+        <w:rPr>
+          <w:rFonts w:cstheme="minorHAnsi"/>
+          <w:u w:val="single"/>
+        </w:rPr>
+      </w:pPr>
+      <w:r>
+        <w:rPr>
+          <w:rFonts w:cstheme="minorHAnsi"/>
+        </w:rPr>
+        <w:tab/>
+      </w:r>
+      <w:r>
+        <w:rPr>
+          <w:rFonts w:cstheme="minorHAnsi"/>
+          <w:u w:val="single"/>
+        </w:rPr>
+        <w:t>Schema Validation</w:t>
+      </w:r>
+    </w:p>
+    <w:p>
+      <w:pPr>
+        <w:spacing w:after="0" w:line="240" w:lineRule="auto"/>
+        <w:ind w:left="1440"/>
+      </w:pPr>
+      <w:r>
+        <w:rPr>
+          <w:rFonts w:cstheme="minorHAnsi"/>
+        </w:rPr>
+        <w:tab/>
+      </w:r>
+      <w:r>
+        <w:rPr>
+          <w:rFonts w:cstheme="minorHAnsi"/>
+        </w:rPr>
+        <w:tab/>
+      </w:r>
+      <w:r>
+        <w:rPr>
+          <w:rFonts w:cstheme="minorHAnsi"/>
+        </w:rPr>
+        <w:t>□</w:t>
+      </w:r>
+      <w:r>
+        <w:t xml:space="preserve"> </w:t>
+      </w:r>
+      <w:r>
+        <w:t>title missing</w:t>
+      </w:r>
+    </w:p>
+    <w:p>
+      <w:pPr>
+        <w:spacing w:after="0" w:line="240" w:lineRule="auto"/>
+        <w:ind w:left="1440"/>
+        <w:rPr>
+          <w:rFonts w:cstheme="minorHAnsi"/>
+        </w:rPr>
+      </w:pPr>
+      <w:r>
+        <w:tab/>
+      </w:r>
+      <w:r>
+        <w:tab/>
+      </w:r>
+      <w:r>
+        <w:rPr>
+          <w:rFonts w:cstheme="minorHAnsi"/>
+        </w:rPr>
+        <w:t>□</w:t>
+      </w:r>
+      <w:r>
+        <w:rPr>
+          <w:rFonts w:cstheme="minorHAnsi"/>
+        </w:rPr>
+        <w:t xml:space="preserve"> description missing</w:t>
+      </w:r>
+    </w:p>
+    <w:p>
+      <w:pPr>
+        <w:spacing w:after="0" w:line="240" w:lineRule="auto"/>
+        <w:ind w:left="1440"/>
+        <w:rPr>
+          <w:rFonts w:cstheme="minorHAnsi"/>
+        </w:rPr>
+      </w:pPr>
+      <w:r>
+        <w:rPr>
+          <w:rFonts w:cstheme="minorHAnsi"/>
+        </w:rPr>
+        <w:tab/>
+      </w:r>
+      <w:r>
+        <w:rPr>
+          <w:rFonts w:cstheme="minorHAnsi"/>
+        </w:rPr>
+        <w:tab/>
+      </w:r>
+      <w:r>
+        <w:rPr>
+          <w:rFonts w:cstheme="minorHAnsi"/>
+        </w:rPr>
+        <w:t>□</w:t>
+      </w:r>
+      <w:r>
+        <w:rPr>
+          <w:rFonts w:cstheme="minorHAnsi"/>
+        </w:rPr>
+        <w:t xml:space="preserve"> status not “Pending” or “In-Progress” or “Completed”</w:t>
+      </w:r>
+    </w:p>
+    <w:p>
+      <w:pPr>
+        <w:spacing w:after="0" w:line="240" w:lineRule="auto"/>
+        <w:ind w:left="1440"/>
+        <w:rPr>
+          <w:rFonts w:cstheme="minorHAnsi"/>
+        </w:rPr>
+      </w:pPr>
+    </w:p>
+    <w:p>
+      <w:pPr>
+        <w:spacing w:after="0" w:line="240" w:lineRule="auto"/>
+        <w:ind w:left="1440"/>
+        <w:rPr>
+          <w:rFonts w:cstheme="minorHAnsi"/>
+          <w:u w:val="single"/>
+        </w:rPr>
+      </w:pPr>
+      <w:r>
+        <w:rPr>
+          <w:rFonts w:cstheme="minorHAnsi"/>
+        </w:rPr>
+        <w:tab/>
+      </w:r>
+      <w:r>
+        <w:rPr>
+          <w:rFonts w:cstheme="minorHAnsi"/>
+          <w:u w:val="single"/>
+        </w:rPr>
+        <w:t>Method/Options Validation</w:t>
+      </w:r>
+    </w:p>
+    <w:p>
+      <w:pPr>
+        <w:spacing w:after="0" w:line="240" w:lineRule="auto"/>
+        <w:ind w:left="2160" w:firstLine="720"/>
+        <w:rPr>
+          <w:rFonts w:cstheme="minorHAnsi"/>
+        </w:rPr>
+      </w:pPr>
+      <w:r>
+        <w:rPr>
+          <w:rFonts w:cstheme="minorHAnsi"/>
+        </w:rPr>
+        <w:t>□</w:t>
+      </w:r>
+      <w:r>
+        <w:t xml:space="preserve"> </w:t>
+      </w:r>
+      <w:r>
+        <w:t>returns updated task</w:t>
+      </w:r>
+    </w:p>
+    <w:p>
+      <w:pPr>
+        <w:spacing w:after="0" w:line="240" w:lineRule="auto"/>
+        <w:ind w:left="1440"/>
+        <w:rPr>
+          <w:rFonts w:cstheme="minorHAnsi"/>
+        </w:rPr>
+      </w:pPr>
+    </w:p>
+    <w:p>
+      <w:pPr>
+        <w:spacing w:after="0" w:line="240" w:lineRule="auto"/>
+        <w:ind w:left="1440"/>
+        <w:rPr>
+          <w:rFonts w:cstheme="minorHAnsi"/>
+          <w:u w:val="single"/>
+        </w:rPr>
+      </w:pPr>
+      <w:r>
+        <w:rPr>
+          <w:rFonts w:cstheme="minorHAnsi"/>
+        </w:rPr>
+        <w:tab/>
+      </w:r>
+      <w:r>
+        <w:rPr>
+          <w:rFonts w:cstheme="minorHAnsi"/>
+          <w:u w:val="single"/>
+        </w:rPr>
+        <w:t>Edge Cases</w:t>
+      </w:r>
+    </w:p>
+    <w:p>
+      <w:pPr>
+        <w:spacing w:after="0" w:line="240" w:lineRule="auto"/>
+        <w:ind w:left="1440"/>
+        <w:rPr>
+          <w:rFonts w:cstheme="minorHAnsi"/>
+        </w:rPr>
+      </w:pPr>
+      <w:r>
+        <w:rPr>
+          <w:rFonts w:cstheme="minorHAnsi"/>
+        </w:rPr>
+        <w:tab/>
+      </w:r>
+      <w:r>
+        <w:rPr>
+          <w:rFonts w:cstheme="minorHAnsi"/>
+        </w:rPr>
+        <w:tab/>
+      </w:r>
+      <w:r>
+        <w:rPr>
+          <w:rFonts w:cstheme="minorHAnsi"/>
+        </w:rPr>
+        <w:t>□</w:t>
+      </w:r>
+      <w:r>
+        <w:rPr>
+          <w:rFonts w:cstheme="minorHAnsi"/>
+        </w:rPr>
+        <w:t xml:space="preserve"> incorrect </w:t>
+      </w:r>
+      <w:r>
+        <w:rPr>
+          <w:rFonts w:cstheme="minorHAnsi"/>
+        </w:rPr>
+        <w:t>task</w:t>
+      </w:r>
+      <w:r>
+        <w:rPr>
+          <w:rFonts w:cstheme="minorHAnsi"/>
+        </w:rPr>
+        <w:t xml:space="preserve"> ID</w:t>
+      </w:r>
+    </w:p>
+    <w:p>
+      <w:pPr>
+        <w:spacing w:after="0" w:line="240" w:lineRule="auto"/>
+        <w:ind w:left="1440"/>
+        <w:rPr>
+          <w:rFonts w:cstheme="minorHAnsi"/>
+        </w:rPr>
+      </w:pPr>
+      <w:r>
+        <w:rPr>
+          <w:rFonts w:cstheme="minorHAnsi"/>
+        </w:rPr>
+        <w:tab/>
+      </w:r>
+      <w:r>
+        <w:rPr>
+          <w:rFonts w:cstheme="minorHAnsi"/>
+        </w:rPr>
+        <w:tab/>
+      </w:r>
+      <w:r>
+        <w:rPr>
+          <w:rFonts w:cstheme="minorHAnsi"/>
+        </w:rPr>
+        <w:t>□</w:t>
+      </w:r>
+      <w:r>
+        <w:rPr>
+          <w:rFonts w:cstheme="minorHAnsi"/>
+        </w:rPr>
+        <w:t xml:space="preserve"> </w:t>
+      </w:r>
+      <w:r>
+        <w:rPr>
+          <w:rFonts w:cstheme="minorHAnsi"/>
+        </w:rPr>
+        <w:t>project has been deleted</w:t>
+      </w:r>
+    </w:p>
+    <w:p>
+      <w:pPr>
+        <w:spacing w:after="0" w:line="240" w:lineRule="auto"/>
+        <w:ind w:left="720" w:firstLine="720"/>
+        <w:rPr>
+          <w:u w:val="single"/>
+        </w:rPr>
+      </w:pPr>
+    </w:p>
+    <w:p>
+      <w:pPr>
+        <w:spacing w:after="0" w:line="240" w:lineRule="auto"/>
+        <w:ind w:left="1440" w:firstLine="720"/>
+      </w:pPr>
+      <w:r>
+        <w:rPr>
+          <w:u w:val="single"/>
+        </w:rPr>
+        <w:t xml:space="preserve">Exists in Database as </w:t>
+      </w:r>
+      <w:r>
+        <w:rPr>
+          <w:u w:val="single"/>
+        </w:rPr>
+        <w:t>Updated</w:t>
+      </w:r>
+      <w:r>
+        <w:t>:</w:t>
+      </w:r>
+    </w:p>
+    <w:p>
+      <w:pPr>
+        <w:spacing w:after="0" w:line="240" w:lineRule="auto"/>
+        <w:ind w:left="1440"/>
+        <w:rPr>
+          <w:rFonts w:cstheme="minorHAnsi"/>
+        </w:rPr>
+      </w:pPr>
+      <w:r>
+        <w:tab/>
+      </w:r>
+      <w:r>
+        <w:rPr>
+          <w:rFonts w:cstheme="minorHAnsi"/>
+        </w:rPr>
+        <w:t xml:space="preserve">Test </w:t>
+      </w:r>
+      <w:r>
+        <w:rPr>
+          <w:rFonts w:cstheme="minorHAnsi"/>
+        </w:rPr>
+        <w:t xml:space="preserve">Task </w:t>
+      </w:r>
+      <w:r>
+        <w:rPr>
+          <w:rFonts w:cstheme="minorHAnsi"/>
+        </w:rPr>
+        <w:t>1</w:t>
+      </w:r>
+    </w:p>
+    <w:p>
+      <w:pPr>
+        <w:spacing w:after="0" w:line="240" w:lineRule="auto"/>
+        <w:ind w:left="2160" w:firstLine="720"/>
+        <w:rPr>
+          <w:rFonts w:cstheme="minorHAnsi"/>
+        </w:rPr>
+      </w:pPr>
+      <w:r>
+        <w:rPr>
+          <w:rFonts w:cstheme="minorHAnsi"/>
+        </w:rPr>
+        <w:t>□</w:t>
+      </w:r>
+      <w:r>
+        <w:rPr>
+          <w:rFonts w:cstheme="minorHAnsi"/>
+        </w:rPr>
+        <w:t xml:space="preserve"> title:</w:t>
+      </w:r>
+    </w:p>
+    <w:p>
+      <w:pPr>
+        <w:spacing w:after="0" w:line="240" w:lineRule="auto"/>
+        <w:ind w:left="2160" w:firstLine="720"/>
+        <w:rPr>
+          <w:rFonts w:cstheme="minorHAnsi"/>
+        </w:rPr>
+      </w:pPr>
+      <w:r>
+        <w:rPr>
+          <w:rFonts w:cstheme="minorHAnsi"/>
+        </w:rPr>
+        <w:t>□</w:t>
+      </w:r>
+      <w:r>
+        <w:rPr>
+          <w:rFonts w:cstheme="minorHAnsi"/>
+        </w:rPr>
+        <w:t xml:space="preserve"> description:</w:t>
+      </w:r>
+    </w:p>
+    <w:p>
+      <w:pPr>
+        <w:spacing w:after="0" w:line="240" w:lineRule="auto"/>
+        <w:ind w:left="2160" w:firstLine="720"/>
+        <w:rPr>
+          <w:rFonts w:cstheme="minorHAnsi"/>
+        </w:rPr>
+      </w:pPr>
+      <w:r>
+        <w:rPr>
+          <w:rFonts w:cstheme="minorHAnsi"/>
+        </w:rPr>
+        <w:t>□</w:t>
+      </w:r>
+      <w:r>
+        <w:rPr>
+          <w:rFonts w:cstheme="minorHAnsi"/>
+        </w:rPr>
+        <w:t xml:space="preserve"> status:</w:t>
+      </w:r>
+    </w:p>
+    <w:p>
+      <w:pPr>
+        <w:spacing w:after="0" w:line="240" w:lineRule="auto"/>
+        <w:ind w:left="2160" w:firstLine="720"/>
+        <w:rPr>
+          <w:rFonts w:cstheme="minorHAnsi"/>
+        </w:rPr>
+      </w:pPr>
+      <w:r>
+        <w:rPr>
+          <w:rFonts w:cstheme="minorHAnsi"/>
+        </w:rPr>
+        <w:t>□</w:t>
+      </w:r>
+      <w:r>
+        <w:rPr>
+          <w:rFonts w:cstheme="minorHAnsi"/>
+        </w:rPr>
+        <w:t xml:space="preserve"> project:</w:t>
+      </w:r>
+    </w:p>
+    <w:p>
+      <w:pPr>
+        <w:spacing w:after="0" w:line="240" w:lineRule="auto"/>
+        <w:ind w:left="2160" w:firstLine="720"/>
+        <w:rPr>
+          <w:rFonts w:cstheme="minorHAnsi"/>
+        </w:rPr>
+      </w:pPr>
+    </w:p>
+    <w:p>
+      <w:pPr>
+        <w:spacing w:after="0" w:line="240" w:lineRule="auto"/>
+        <w:ind w:left="1440"/>
+        <w:rPr>
+          <w:rFonts w:cstheme="minorHAnsi"/>
+        </w:rPr>
+      </w:pPr>
+      <w:r>
+        <w:tab/>
+      </w:r>
+      <w:r>
+        <w:rPr>
+          <w:rFonts w:cstheme="minorHAnsi"/>
+        </w:rPr>
+        <w:t xml:space="preserve">Test </w:t>
+      </w:r>
+      <w:r>
+        <w:rPr>
+          <w:rFonts w:cstheme="minorHAnsi"/>
+        </w:rPr>
+        <w:t>Task 2</w:t>
+      </w:r>
+    </w:p>
+    <w:p>
+      <w:pPr>
+        <w:spacing w:after="0" w:line="240" w:lineRule="auto"/>
+        <w:ind w:left="2160" w:firstLine="720"/>
+        <w:rPr>
+          <w:rFonts w:cstheme="minorHAnsi"/>
+        </w:rPr>
+      </w:pPr>
+      <w:r>
+        <w:rPr>
+          <w:rFonts w:cstheme="minorHAnsi"/>
+        </w:rPr>
+        <w:t>□</w:t>
+      </w:r>
+      <w:r>
+        <w:rPr>
+          <w:rFonts w:cstheme="minorHAnsi"/>
+        </w:rPr>
+        <w:t xml:space="preserve"> title:</w:t>
+      </w:r>
+    </w:p>
+    <w:p>
+      <w:pPr>
+        <w:spacing w:after="0" w:line="240" w:lineRule="auto"/>
+        <w:ind w:left="2160" w:firstLine="720"/>
+        <w:rPr>
+          <w:rFonts w:cstheme="minorHAnsi"/>
+        </w:rPr>
+      </w:pPr>
+      <w:r>
+        <w:rPr>
+          <w:rFonts w:cstheme="minorHAnsi"/>
+        </w:rPr>
+        <w:t>□</w:t>
+      </w:r>
+      <w:r>
+        <w:rPr>
+          <w:rFonts w:cstheme="minorHAnsi"/>
+        </w:rPr>
+        <w:t xml:space="preserve"> description:</w:t>
+      </w:r>
+    </w:p>
+    <w:p>
+      <w:pPr>
+        <w:spacing w:after="0" w:line="240" w:lineRule="auto"/>
+        <w:ind w:left="2160" w:firstLine="720"/>
+        <w:rPr>
+          <w:rFonts w:cstheme="minorHAnsi"/>
+        </w:rPr>
+      </w:pPr>
+      <w:r>
+        <w:rPr>
+          <w:rFonts w:cstheme="minorHAnsi"/>
+        </w:rPr>
+        <w:t>□</w:t>
+      </w:r>
+      <w:r>
+        <w:rPr>
+          <w:rFonts w:cstheme="minorHAnsi"/>
+        </w:rPr>
+        <w:t xml:space="preserve"> status:</w:t>
+      </w:r>
+    </w:p>
+    <w:p>
+      <w:pPr>
+        <w:spacing w:after="0" w:line="240" w:lineRule="auto"/>
+        <w:ind w:left="2160" w:firstLine="720"/>
+        <w:rPr>
+          <w:rFonts w:cstheme="minorHAnsi"/>
+        </w:rPr>
+      </w:pPr>
+      <w:r>
+        <w:rPr>
+          <w:rFonts w:cstheme="minorHAnsi"/>
+        </w:rPr>
+        <w:t>□</w:t>
+      </w:r>
+      <w:r>
+        <w:rPr>
+          <w:rFonts w:cstheme="minorHAnsi"/>
+        </w:rPr>
+        <w:t xml:space="preserve"> project:</w:t>
+      </w:r>
+    </w:p>
+    <w:p>
+      <w:pPr>
+        <w:spacing w:after="0" w:line="240" w:lineRule="auto"/>
+        <w:ind w:left="2160" w:firstLine="720"/>
+        <w:rPr>
+          <w:rFonts w:cstheme="minorHAnsi"/>
+        </w:rPr>
+      </w:pPr>
+    </w:p>
+    <w:p>
+      <w:pPr>
+        <w:spacing w:after="0" w:line="240" w:lineRule="auto"/>
+        <w:ind w:left="1440"/>
+        <w:rPr>
+          <w:rFonts w:cstheme="minorHAnsi"/>
+        </w:rPr>
+      </w:pPr>
+      <w:r>
+        <w:tab/>
+      </w:r>
+      <w:r>
+        <w:rPr>
+          <w:rFonts w:cstheme="minorHAnsi"/>
+        </w:rPr>
+        <w:t xml:space="preserve">Test </w:t>
+      </w:r>
+      <w:r>
+        <w:rPr>
+          <w:rFonts w:cstheme="minorHAnsi"/>
+        </w:rPr>
+        <w:t>Task 3</w:t>
+      </w:r>
+    </w:p>
+    <w:p>
+      <w:pPr>
+        <w:spacing w:after="0" w:line="240" w:lineRule="auto"/>
+        <w:ind w:left="2160" w:firstLine="720"/>
+        <w:rPr>
+          <w:rFonts w:cstheme="minorHAnsi"/>
+        </w:rPr>
+      </w:pPr>
+      <w:r>
+        <w:rPr>
+          <w:rFonts w:cstheme="minorHAnsi"/>
+        </w:rPr>
+        <w:t>□</w:t>
+      </w:r>
+      <w:r>
+        <w:rPr>
+          <w:rFonts w:cstheme="minorHAnsi"/>
+        </w:rPr>
+        <w:t xml:space="preserve"> title:</w:t>
+      </w:r>
+    </w:p>
+    <w:p>
+      <w:pPr>
+        <w:spacing w:after="0" w:line="240" w:lineRule="auto"/>
+        <w:ind w:left="2160" w:firstLine="720"/>
+        <w:rPr>
+          <w:rFonts w:cstheme="minorHAnsi"/>
+        </w:rPr>
+      </w:pPr>
+      <w:r>
+        <w:rPr>
+          <w:rFonts w:cstheme="minorHAnsi"/>
+        </w:rPr>
+        <w:t>□</w:t>
+      </w:r>
+      <w:r>
+        <w:rPr>
+          <w:rFonts w:cstheme="minorHAnsi"/>
+        </w:rPr>
+        <w:t xml:space="preserve"> description:</w:t>
+      </w:r>
+    </w:p>
+    <w:p>
+      <w:pPr>
+        <w:spacing w:after="0" w:line="240" w:lineRule="auto"/>
+        <w:ind w:left="2160" w:firstLine="720"/>
+        <w:rPr>
+          <w:rFonts w:cstheme="minorHAnsi"/>
+        </w:rPr>
+      </w:pPr>
+      <w:r>
+        <w:rPr>
+          <w:rFonts w:cstheme="minorHAnsi"/>
+        </w:rPr>
+        <w:t>□</w:t>
+      </w:r>
+      <w:r>
+        <w:rPr>
+          <w:rFonts w:cstheme="minorHAnsi"/>
+        </w:rPr>
+        <w:t xml:space="preserve"> status:</w:t>
+      </w:r>
+    </w:p>
+    <w:p>
+      <w:pPr>
+        <w:spacing w:after="0" w:line="240" w:lineRule="auto"/>
+        <w:ind w:left="2160" w:firstLine="720"/>
+        <w:rPr>
+          <w:rFonts w:cstheme="minorHAnsi"/>
+        </w:rPr>
+      </w:pPr>
+      <w:r>
+        <w:rPr>
+          <w:rFonts w:cstheme="minorHAnsi"/>
+        </w:rPr>
+        <w:t>□</w:t>
+      </w:r>
+      <w:r>
+        <w:rPr>
+          <w:rFonts w:cstheme="minorHAnsi"/>
+        </w:rPr>
+        <w:t xml:space="preserve"> project:</w:t>
+      </w:r>
+    </w:p>
+    <w:p>
+      <w:pPr>
+        <w:rPr>
+          <w:rFonts w:cstheme="minorHAnsi"/>
+          <w:b/>
+          <w:bCs/>
+        </w:rPr>
+      </w:pPr>
+      <w:r>
+        <w:rPr>
+          <w:rFonts w:cstheme="minorHAnsi"/>
+        </w:rPr>
+        <w:br w:type="page"/>
+      </w:r>
+      <w:r>
+        <w:rPr>
+          <w:rFonts w:cstheme="minorHAnsi"/>
+          <w:b/>
+          <w:bCs/>
+        </w:rPr>
+        <w:lastRenderedPageBreak/>
+        <w:tab/>
+        <w:t>Delete Task</w:t>
+      </w:r>
+    </w:p>
+    <w:p>
+      <w:pPr>
+        <w:rPr>
+          <w:rFonts w:cstheme="minorHAnsi"/>
+        </w:rPr>
+      </w:pPr>
+      <w:r>
+        <w:rPr>
+          <w:rFonts w:cstheme="minorHAnsi"/>
+        </w:rPr>
+        <w:tab/>
+      </w:r>
+      <w:r>
+        <w:rPr>
+          <w:rFonts w:cstheme="minorHAnsi"/>
+        </w:rPr>
+        <w:tab/>
+      </w:r>
+      <w:r>
+        <w:rPr>
+          <w:rFonts w:cstheme="minorHAnsi"/>
+          <w:b/>
+          <w:bCs/>
+        </w:rPr>
+        <w:t>Method:</w:t>
+      </w:r>
+      <w:r>
+        <w:rPr>
+          <w:rFonts w:cstheme="minorHAnsi"/>
+        </w:rPr>
+        <w:t xml:space="preserve"> DELETE</w:t>
+      </w:r>
+    </w:p>
+    <w:p>
+      <w:pPr>
+        <w:rPr>
+          <w:rFonts w:cstheme="minorHAnsi"/>
+        </w:rPr>
+      </w:pPr>
+      <w:r>
+        <w:rPr>
+          <w:rFonts w:cstheme="minorHAnsi"/>
+        </w:rPr>
+        <w:tab/>
+      </w:r>
+      <w:r>
+        <w:rPr>
+          <w:rFonts w:cstheme="minorHAnsi"/>
+        </w:rPr>
+        <w:tab/>
+      </w:r>
+      <w:r>
+        <w:rPr>
+          <w:rFonts w:cstheme="minorHAnsi"/>
+          <w:b/>
+          <w:bCs/>
+        </w:rPr>
+        <w:t>Route:</w:t>
+      </w:r>
+      <w:r>
+        <w:rPr>
+          <w:rFonts w:cstheme="minorHAnsi"/>
+        </w:rPr>
+        <w:t xml:space="preserve"> localhost:3000/</w:t>
+      </w:r>
+      <w:proofErr w:type="spellStart"/>
+      <w:r>
+        <w:rPr>
+          <w:rFonts w:cstheme="minorHAnsi"/>
+        </w:rPr>
+        <w:t>api</w:t>
+      </w:r>
+      <w:proofErr w:type="spellEnd"/>
+      <w:r>
+        <w:rPr>
+          <w:rFonts w:cstheme="minorHAnsi"/>
+        </w:rPr>
+        <w:t>/tasks</w:t>
+      </w:r>
+      <w:proofErr w:type="gramStart"/>
+      <w:r>
+        <w:rPr>
+          <w:rFonts w:cstheme="minorHAnsi"/>
+        </w:rPr>
+        <w:t>/:</w:t>
+      </w:r>
+      <w:proofErr w:type="spellStart"/>
+      <w:r>
+        <w:rPr>
+          <w:rFonts w:cstheme="minorHAnsi"/>
+        </w:rPr>
+        <w:t>taskId</w:t>
+      </w:r>
+      <w:proofErr w:type="spellEnd"/>
+      <w:proofErr w:type="gramEnd"/>
+    </w:p>
+    <w:p>
+      <w:pPr>
+        <w:rPr>
+          <w:rFonts w:cstheme="minorHAnsi"/>
+        </w:rPr>
+      </w:pPr>
+      <w:r>
+        <w:rPr>
+          <w:rFonts w:cstheme="minorHAnsi"/>
+        </w:rPr>
+        <w:tab/>
+      </w:r>
+      <w:r>
+        <w:rPr>
+          <w:rFonts w:cstheme="minorHAnsi"/>
+        </w:rPr>
+        <w:tab/>
+      </w:r>
+      <w:r>
+        <w:rPr>
+          <w:rFonts w:cstheme="minorHAnsi"/>
+          <w:b/>
+          <w:bCs/>
+        </w:rPr>
+        <w:t>Body:</w:t>
+      </w:r>
+      <w:r>
+        <w:rPr>
+          <w:rFonts w:cstheme="minorHAnsi"/>
+        </w:rPr>
+        <w:t xml:space="preserve"> Empty</w:t>
+      </w:r>
+    </w:p>
+    <w:p>
+      <w:pPr>
+        <w:rPr>
+          <w:rFonts w:cstheme="minorHAnsi"/>
+        </w:rPr>
+      </w:pPr>
+      <w:r>
+        <w:rPr>
+          <w:rFonts w:cstheme="minorHAnsi"/>
+        </w:rPr>
+        <w:tab/>
+      </w:r>
+      <w:r>
+        <w:rPr>
+          <w:rFonts w:cstheme="minorHAnsi"/>
+        </w:rPr>
+        <w:tab/>
+      </w:r>
+      <w:r>
+        <w:rPr>
+          <w:rFonts w:cstheme="minorHAnsi"/>
+          <w:b/>
+          <w:bCs/>
+        </w:rPr>
+        <w:t>Auth Bearer:</w:t>
+      </w:r>
+      <w:r>
+        <w:rPr>
+          <w:rFonts w:cstheme="minorHAnsi"/>
+        </w:rPr>
+        <w:t xml:space="preserve"> token of logged in user</w:t>
+      </w:r>
+    </w:p>
+    <w:p>
+      <w:pPr>
+        <w:rPr>
+          <w:rFonts w:cstheme="minorHAnsi"/>
+          <w:b/>
+          <w:bCs/>
+        </w:rPr>
+      </w:pPr>
+      <w:r>
+        <w:rPr>
+          <w:rFonts w:cstheme="minorHAnsi"/>
+        </w:rPr>
+        <w:tab/>
+      </w:r>
+      <w:r>
+        <w:rPr>
+          <w:rFonts w:cstheme="minorHAnsi"/>
+        </w:rPr>
+        <w:tab/>
+      </w:r>
+      <w:r>
+        <w:rPr>
+          <w:rFonts w:cstheme="minorHAnsi"/>
+          <w:b/>
+          <w:bCs/>
+        </w:rPr>
+        <w:t>Tests:</w:t>
+      </w:r>
+    </w:p>
+    <w:p>
+      <w:pPr>
+        <w:spacing w:after="0" w:line="240" w:lineRule="auto"/>
+        <w:rPr>
+          <w:u w:val="single"/>
+        </w:rPr>
+      </w:pPr>
+      <w:r>
+        <w:rPr>
+          <w:rFonts w:cstheme="minorHAnsi"/>
+        </w:rPr>
+        <w:tab/>
+      </w:r>
+      <w:r>
+        <w:rPr>
+          <w:rFonts w:cstheme="minorHAnsi"/>
+        </w:rPr>
+        <w:tab/>
+      </w:r>
+      <w:r>
+        <w:rPr>
+          <w:rFonts w:cstheme="minorHAnsi"/>
+        </w:rPr>
+        <w:tab/>
+      </w:r>
+      <w:r>
+        <w:rPr>
+          <w:u w:val="single"/>
+        </w:rPr>
+        <w:t>Correct User</w:t>
+      </w:r>
+    </w:p>
+    <w:p>
+      <w:pPr>
+        <w:spacing w:after="0" w:line="240" w:lineRule="auto"/>
+        <w:ind w:left="1440"/>
+      </w:pPr>
+      <w:r>
+        <w:tab/>
+      </w:r>
+      <w:r>
+        <w:tab/>
+      </w:r>
+      <w:r>
+        <w:rPr>
+          <w:rFonts w:cstheme="minorHAnsi"/>
+        </w:rPr>
+        <w:t>□</w:t>
+      </w:r>
+      <w:r>
+        <w:t xml:space="preserve"> </w:t>
+      </w:r>
+      <w:r>
+        <w:t>correct user’s token</w:t>
+      </w:r>
+    </w:p>
+    <w:p>
+      <w:pPr>
+        <w:spacing w:after="0" w:line="240" w:lineRule="auto"/>
+        <w:ind w:left="1440"/>
+        <w:rPr>
+          <w:rFonts w:cstheme="minorHAnsi"/>
+        </w:rPr>
+      </w:pPr>
+      <w:r>
+        <w:tab/>
+      </w:r>
+      <w:r>
+        <w:tab/>
+      </w:r>
+      <w:r>
+        <w:rPr>
+          <w:rFonts w:cstheme="minorHAnsi"/>
+        </w:rPr>
+        <w:t>□</w:t>
+      </w:r>
+      <w:r>
+        <w:rPr>
+          <w:rFonts w:cstheme="minorHAnsi"/>
+        </w:rPr>
+        <w:t xml:space="preserve"> expired token</w:t>
+      </w:r>
+    </w:p>
+    <w:p>
+      <w:pPr>
+        <w:spacing w:after="0" w:line="240" w:lineRule="auto"/>
+        <w:ind w:left="1440"/>
+        <w:rPr>
+          <w:rFonts w:cstheme="minorHAnsi"/>
+        </w:rPr>
+      </w:pPr>
+      <w:r>
+        <w:rPr>
+          <w:rFonts w:cstheme="minorHAnsi"/>
+        </w:rPr>
+        <w:tab/>
+      </w:r>
+      <w:r>
+        <w:rPr>
+          <w:rFonts w:cstheme="minorHAnsi"/>
+        </w:rPr>
+        <w:tab/>
+      </w:r>
+      <w:r>
+        <w:rPr>
+          <w:rFonts w:cstheme="minorHAnsi"/>
+        </w:rPr>
+        <w:t>□</w:t>
+      </w:r>
+      <w:r>
+        <w:rPr>
+          <w:rFonts w:cstheme="minorHAnsi"/>
+        </w:rPr>
+        <w:t xml:space="preserve"> incorrect user’s token</w:t>
+      </w:r>
+    </w:p>
+    <w:p>
+      <w:pPr>
+        <w:spacing w:after="0" w:line="240" w:lineRule="auto"/>
+        <w:ind w:left="1440"/>
+        <w:rPr>
+          <w:rFonts w:cstheme="minorHAnsi"/>
+        </w:rPr>
+      </w:pPr>
+      <w:r>
+        <w:rPr>
+          <w:rFonts w:cstheme="minorHAnsi"/>
+        </w:rPr>
+        <w:tab/>
+      </w:r>
+      <w:r>
+        <w:rPr>
+          <w:rFonts w:cstheme="minorHAnsi"/>
+        </w:rPr>
+        <w:tab/>
+      </w:r>
+      <w:r>
+        <w:rPr>
+          <w:rFonts w:cstheme="minorHAnsi"/>
+        </w:rPr>
+        <w:t>□</w:t>
+      </w:r>
+      <w:r>
+        <w:rPr>
+          <w:rFonts w:cstheme="minorHAnsi"/>
+        </w:rPr>
+        <w:t xml:space="preserve"> no token</w:t>
+      </w:r>
+    </w:p>
+    <w:p>
+      <w:pPr>
+        <w:spacing w:after="0" w:line="240" w:lineRule="auto"/>
+        <w:ind w:left="1440"/>
+        <w:rPr>
+          <w:rFonts w:cstheme="minorHAnsi"/>
+        </w:rPr>
+      </w:pPr>
+      <w:r>
+        <w:rPr>
+          <w:rFonts w:cstheme="minorHAnsi"/>
+        </w:rPr>
+        <w:tab/>
+      </w:r>
+    </w:p>
+    <w:p>
+      <w:pPr>
+        <w:spacing w:after="0" w:line="240" w:lineRule="auto"/>
+        <w:ind w:left="1440"/>
+        <w:rPr>
+          <w:rFonts w:cstheme="minorHAnsi"/>
+          <w:u w:val="single"/>
+        </w:rPr>
+      </w:pPr>
+      <w:r>
+        <w:rPr>
+          <w:rFonts w:cstheme="minorHAnsi"/>
+        </w:rPr>
+        <w:tab/>
+      </w:r>
+      <w:r>
+        <w:rPr>
+          <w:rFonts w:cstheme="minorHAnsi"/>
+          <w:u w:val="single"/>
+        </w:rPr>
+        <w:t>Edge Cases</w:t>
+      </w:r>
+    </w:p>
+    <w:p>
+      <w:pPr>
+        <w:spacing w:after="0" w:line="240" w:lineRule="auto"/>
+        <w:ind w:left="1440"/>
+        <w:rPr>
+          <w:rFonts w:cstheme="minorHAnsi"/>
+        </w:rPr>
+      </w:pPr>
+      <w:r>
+        <w:rPr>
+          <w:rFonts w:cstheme="minorHAnsi"/>
+        </w:rPr>
+        <w:tab/>
+      </w:r>
+      <w:r>
+        <w:rPr>
+          <w:rFonts w:cstheme="minorHAnsi"/>
+        </w:rPr>
+        <w:tab/>
+      </w:r>
+      <w:r>
+        <w:rPr>
+          <w:rFonts w:cstheme="minorHAnsi"/>
+        </w:rPr>
+        <w:t>□</w:t>
+      </w:r>
+      <w:r>
+        <w:rPr>
+          <w:rFonts w:cstheme="minorHAnsi"/>
+        </w:rPr>
+        <w:t xml:space="preserve"> incorrect task ID</w:t>
+      </w:r>
+    </w:p>
+    <w:p>
+      <w:pPr>
+        <w:ind w:left="2160" w:firstLine="720"/>
+        <w:rPr>
+          <w:rFonts w:cstheme="minorHAnsi"/>
+        </w:rPr>
+      </w:pPr>
+      <w:r>
+        <w:rPr>
+          <w:rFonts w:cstheme="minorHAnsi"/>
+        </w:rPr>
+        <w:t>□</w:t>
+      </w:r>
+      <w:r>
+        <w:rPr>
+          <w:rFonts w:cstheme="minorHAnsi"/>
+        </w:rPr>
+        <w:t xml:space="preserve"> </w:t>
+      </w:r>
+      <w:r>
+        <w:rPr>
+          <w:rFonts w:cstheme="minorHAnsi"/>
+        </w:rPr>
+        <w:t>project has been deleted</w:t>
+      </w:r>
+    </w:p>
+    <w:p>
+      <w:pPr>
+        <w:spacing w:after="0" w:line="240" w:lineRule="auto"/>
+        <w:rPr>
+          <w:u w:val="single"/>
+        </w:rPr>
+      </w:pPr>
+      <w:r>
+        <w:tab/>
+      </w:r>
+      <w:r>
+        <w:tab/>
+      </w:r>
+      <w:r>
+        <w:tab/>
+      </w:r>
+      <w:r>
+        <w:rPr>
+          <w:u w:val="single"/>
+        </w:rPr>
+        <w:t>Method</w:t>
+      </w:r>
+      <w:r>
+        <w:rPr>
+          <w:u w:val="single"/>
+        </w:rPr>
+        <w:t xml:space="preserve"> Validation</w:t>
+      </w:r>
+    </w:p>
+    <w:p>
+      <w:pPr>
+        <w:spacing w:after="0" w:line="240" w:lineRule="auto"/>
+        <w:ind w:left="1440" w:firstLine="720"/>
+      </w:pPr>
+      <w:r>
+        <w:rPr>
+          <w:rFonts w:cstheme="minorHAnsi"/>
+        </w:rPr>
+        <w:t>□</w:t>
+      </w:r>
+      <w:r>
+        <w:t xml:space="preserve"> </w:t>
+      </w:r>
+      <w:r>
+        <w:t>confirms deleted with correct ID</w:t>
+      </w:r>
+    </w:p>
+    <w:p>
+      <w:pPr>
+        <w:spacing w:after="0" w:line="240" w:lineRule="auto"/>
+      </w:pPr>
+    </w:p>
+    <w:p>
+      <w:pPr>
+        <w:spacing w:after="0" w:line="240" w:lineRule="auto"/>
+      </w:pPr>
+      <w:r>
+        <w:tab/>
+      </w:r>
+      <w:r>
+        <w:tab/>
+      </w:r>
+      <w:r>
+        <w:tab/>
+      </w:r>
+      <w:r>
+        <w:rPr>
+          <w:u w:val="single"/>
+        </w:rPr>
+        <w:t>Confirmed Deleted in Database:</w:t>
+      </w:r>
+    </w:p>
+    <w:p>
+      <w:pPr>
+        <w:spacing w:after="0" w:line="240" w:lineRule="auto"/>
+        <w:ind w:left="1440"/>
+        <w:rPr>
+          <w:rFonts w:cstheme="minorHAnsi"/>
+        </w:rPr>
+      </w:pPr>
+      <w:r>
+        <w:tab/>
+      </w:r>
+      <w:r>
+        <w:rPr>
+          <w:rFonts w:cstheme="minorHAnsi"/>
+        </w:rPr>
+        <w:t xml:space="preserve">Test </w:t>
+      </w:r>
+      <w:r>
+        <w:rPr>
+          <w:rFonts w:cstheme="minorHAnsi"/>
+        </w:rPr>
+        <w:t>Task</w:t>
+      </w:r>
+      <w:r>
+        <w:rPr>
+          <w:rFonts w:cstheme="minorHAnsi"/>
+        </w:rPr>
+        <w:t xml:space="preserve"> 1</w:t>
+      </w:r>
+    </w:p>
+    <w:p>
+      <w:pPr>
+        <w:spacing w:after="0" w:line="240" w:lineRule="auto"/>
+        <w:ind w:left="2160" w:firstLine="720"/>
+        <w:rPr>
+          <w:rFonts w:cstheme="minorHAnsi"/>
+        </w:rPr>
+      </w:pPr>
+      <w:r>
+        <w:rPr>
+          <w:rFonts w:cstheme="minorHAnsi"/>
+        </w:rPr>
+        <w:t>□</w:t>
+      </w:r>
+      <w:r>
+        <w:rPr>
+          <w:rFonts w:cstheme="minorHAnsi"/>
+        </w:rPr>
+        <w:t xml:space="preserve"> id:</w:t>
+      </w:r>
+    </w:p>
+    <w:p>
+      <w:pPr>
+        <w:spacing w:after="0" w:line="240" w:lineRule="auto"/>
+        <w:rPr>
+          <w:rFonts w:cstheme="minorHAnsi"/>
+        </w:rPr>
+      </w:pPr>
+      <w:r>
+        <w:rPr>
+          <w:rFonts w:cstheme="minorHAnsi"/>
+        </w:rPr>
+        <w:tab/>
+      </w:r>
+      <w:r>
+        <w:rPr>
+          <w:rFonts w:cstheme="minorHAnsi"/>
+        </w:rPr>
+        <w:tab/>
+      </w:r>
+      <w:r>
+        <w:rPr>
+          <w:rFonts w:cstheme="minorHAnsi"/>
+        </w:rPr>
+        <w:tab/>
+        <w:t>T</w:t>
+      </w:r>
+      <w:r>
+        <w:rPr>
+          <w:rFonts w:cstheme="minorHAnsi"/>
+        </w:rPr>
+        <w:t xml:space="preserve">est </w:t>
+      </w:r>
+      <w:r>
+        <w:rPr>
+          <w:rFonts w:cstheme="minorHAnsi"/>
+        </w:rPr>
+        <w:t>Task</w:t>
+      </w:r>
+      <w:r>
+        <w:rPr>
+          <w:rFonts w:cstheme="minorHAnsi"/>
+        </w:rPr>
+        <w:t xml:space="preserve"> </w:t>
+      </w:r>
+      <w:r>
+        <w:rPr>
+          <w:rFonts w:cstheme="minorHAnsi"/>
+        </w:rPr>
+        <w:t>2</w:t>
+      </w:r>
+    </w:p>
+    <w:p>
+      <w:pPr>
+        <w:spacing w:after="0" w:line="240" w:lineRule="auto"/>
+        <w:ind w:left="2160" w:firstLine="720"/>
+        <w:rPr>
+          <w:rFonts w:cstheme="minorHAnsi"/>
+        </w:rPr>
+      </w:pPr>
+      <w:r>
+        <w:rPr>
+          <w:rFonts w:cstheme="minorHAnsi"/>
+        </w:rPr>
+        <w:t>□</w:t>
+      </w:r>
+      <w:r>
+        <w:rPr>
+          <w:rFonts w:cstheme="minorHAnsi"/>
+        </w:rPr>
+        <w:t xml:space="preserve"> id:</w:t>
+      </w:r>
+    </w:p>
+    <w:p>
+      <w:pPr>
+        <w:ind w:left="2160" w:firstLine="720"/>
+        <w:rPr>
+          <w:rFonts w:cstheme="minorHAnsi"/>
+        </w:rPr>
+      </w:pPr>
+    </w:p>
     <w:sectPr>
       <w:pgSz w:w="12240" w:h="15840"/>
       <w:pgMar w:top="720" w:right="720" w:bottom="720" w:left="720" w:header="720" w:footer="720" w:gutter="0"/>
@@ -1422,7 +3570,7 @@
   <w:style w:type="paragraph" w:default="1" w:styleId="Normal">
     <w:name w:val="Normal"/>
     <w:qFormat/>
-    <w:rsid w:val="00E6146C"/>
+    <w:rsid w:val="009C0751"/>
   </w:style>
   <w:style w:type="paragraph" w:styleId="Heading1">
     <w:name w:val="heading 1"/>
